--- a/중국어_대화문/10부_docx/10부_12화_평당원.docx
+++ b/중국어_대화문/10부_docx/10부_12화_평당원.docx
@@ -18,7 +18,7 @@
         <w:t>등장인물:</w:t>
       </w:r>
       <w:r>
-        <w:t xml:space="preserve"> 선즈위안 沈知远(55세, 평당원·前 중앙위원회 총서기) / 저우슈란 周秀兰(86세, 선즈위안의 어머니, 홍싱신춘 거주) / 돤 서기 段书记(50대 후반, 红星新村社区党支部 서기) / 통신원 通信员(20대 후반, 총서기 판공청 기요통신원) / 팡 동지 方同志(40대 중반, 중앙기율검사기관 조사 요원) / 라오자오 老焦(78세, 퇴직 중학교 교사·지부 당원) / 샤오치 小齐(28세, 택배 기사·지부 당원) / 메이뤄란 梅若兰(92세, 은퇴한 변호사협회 비서장, 槐荫街 율협 숙소 3층 거주)</w:t>
+        <w:t xml:space="preserve"> 선즈위안 沈知远(55세, 평당원·前 중앙위원회 총서기) / 저우슈란 周秀兰(85세, 선즈위안의 어머니, 홍싱신춘 거주) / 돤 서기 段书记(50대 후반, 红星新村社区党支部 서기) / 통신원 通信员(20대 후반, 총서기 판공청 기요통신원) / 팡 동지 方同志(40대 중반, 중앙기율검사기관 조사 요원) / 라오자오 老焦(78세, 퇴직 중학교 교사·지부 당원) / 샤오치 小齐(28세, 택배 기사·지부 당원) / 메이뤄란 梅若兰(93세, 은퇴한 변호사협회 비서장, 槐荫街 율협 숙소 3층 거주)</w:t>
       </w:r>
     </w:p>
     <w:p>
@@ -29,7 +29,7 @@
         <w:t>배경:</w:t>
       </w:r>
       <w:r>
-        <w:t xml:space="preserve"> [선즈위안 쪽 시점] 2042년 10월 31일(금) 밤부터 12월 7일(일)까지. 10부 11화에서 청시가 총서기로 선출되고(10월 31일, 201표 중 찬성 171·반대 19·기권 11) 쑤민의 居家管控이 11월 3일 0시에 풀렸다. 선즈위안은 10월 30일 저녁 종이상자를 안고 北楼를 나왔고, 이 화는 그가 창촨 훙싱신춘의 낡은 아파트로 돌아오는 밤에서 시작한다. 이 화의 새 설정은 다음과 같다. 첫째, 어머니 저우슈란은 9부 2화(81세)에서 다섯 해가 지난 86세로, 아버지 선궈칭(2017년 사망)의 사진과 이 빠진 搪瓷杯를 지키며 三号楼 2층에 혼자 산다. 둘째, 선즈위안의 당적은 10월 31일자로 『红星新村社区党支部』(가상)로 옮겨 오며 호칭은 '沈同志'다. 셋째, 11월 3일 새 총서기 청시가 보낸 서면은 공식 통지 한 장과 손으로 쓴 한 줄이며, 北楼 맨 아래 서랍의 이 빠진 흰 사기 찻잔은 목록에 없는 물건으로 '원래 자리에 두어 손님용으로 쓴다'고 적혀 있다. 넷째, 사오톄쥔은 10부 9화에서 량페이전이 중앙기율검사기관에 따로 이송한 건(衡远咨询 연수 구매 명단·구옌자오 진술 관련)에 따라 규정대로 조사를 받고, 선즈위안은 증인으로 대장에 오른다. 다섯째, 선즈위안은 9부 12화에서 파쇄하지 않고 서랍에 넣었던 사오톄쥔의 한 장짜리 3기 비망을 봉투에 밀봉해 량페이전의 봉인함으로 보내고, 부치지 못한 편지 마흔 통과 카드는 메이뤄란에게 맡긴다. 쑤민은 이 화에서 직접 나오지 않고 메이뤄란의 전언 한 줄로만 닿는다. 이 화의 기관·문서·인물은 모두 가상이다.</w:t>
+        <w:t xml:space="preserve"> [선즈위안 쪽 시점] 2042년 10월 31일(금) 밤부터 12월 7일(일)까지. 10부 11화에서 청시가 총서기로 선출되고(10월 31일, 201표 중 찬성 171·반대 19·기권 11) 쑤민의 居家管控이 11월 3일 0시에 풀렸다. 선즈위안은 10월 30일 저녁 종이상자를 안고 北楼를 나왔고, 이 화는 그가 창촨 훙싱신춘의 낡은 아파트로 돌아오는 밤에서 시작한다. 이 화의 새 설정은 다음과 같다. 첫째, 어머니 저우슈란은 9부 2화(81세)에서 네 해가 지난 85세로, 아버지 선궈칭(2017년 사망)의 사진과 이 빠진 搪瓷杯를 지키며 三号楼 2층에 혼자 산다. 둘째, 선즈위안의 당적은 10월 31일자로 『红星新村社区党支部』(가상)로 옮겨 오며 호칭은 '沈同志'다. 셋째, 11월 3일 새 총서기 청시가 보낸 서면은 공식 통지 한 장과 손으로 쓴 한 줄이며, 北楼 맨 아래 서랍의 이 빠진 흰 사기 찻잔은 목록에 없는 물건으로 '원래 자리에 두어 손님용으로 쓴다'고 적혀 있다. 넷째, 사오톄쥔은 10부 9화에서 량페이전이 중앙기율검사기관에 따로 이송한 건(衡远咨询 연수 구매 명단·구옌자오 진술 관련)에 따라 규정대로 조사를 받고, 선즈위안은 증인으로 대장에 오른다. 다섯째, 선즈위안은 9부 12화에서 파쇄하지 않고 서랍에 넣었던 사오톄쥔의 한 장짜리 3기 비망을 봉투에 밀봉해 량페이전의 봉인함으로 보내고, 부치지 못한 편지 마흔 통과 카드는 메이뤄란에게 맡긴다. 쑤민은 이 화에서 직접 나오지 않고 메이뤄란의 전언 한 줄로만 닿는다. 이 화의 기관·문서·인물은 모두 가상이다.</w:t>
       </w:r>
     </w:p>
     <w:p>
@@ -477,7 +477,7 @@
         <w:t>段书记:</w:t>
       </w:r>
       <w:r>
-        <w:t xml:space="preserve"> 入党时间，二〇〇九年。（把登记册转过来）这里签字。</w:t>
+        <w:t xml:space="preserve"> 入党时间，二〇一六年。（把登记册转过来）这里签字。</w:t>
       </w:r>
     </w:p>
     <w:p>
@@ -1417,12 +1417,12 @@
         <w:t>段书记:</w:t>
       </w:r>
       <w:r>
-        <w:t xml:space="preserve"> 行。第三项，独居老人的走访名单，我念：三号楼，周秀兰，八十六岁；四号楼，马桂香，九十一岁；五号楼……</w:t>
-      </w:r>
-    </w:p>
-    <w:p>
-      <w:r>
-        <w:t>(沈知远低头，在笔记本上写下“周秀兰，八十六”。他的笔尖停了一下，又在后面加了一句：“自家，不重复走访。”)</w:t>
+        <w:t xml:space="preserve"> 行。第三项，独居老人的走访名单，我念：三号楼，周秀兰，八十五岁；四号楼，马桂香，九十一岁；五号楼……</w:t>
+      </w:r>
+    </w:p>
+    <w:p>
+      <w:r>
+        <w:t>(沈知远低头，在笔记本上写下“周秀兰，八十五”。他的笔尖停了一下，又在后面加了一句：“自家，不重复走访。”)</w:t>
       </w:r>
     </w:p>
     <w:p>
@@ -1731,7 +1731,7 @@
         <w:t>梅若兰:</w:t>
       </w:r>
       <w:r>
-        <w:t xml:space="preserve"> （戴上老花镜，把卡片举到窗光下）“已寄：〇。未寄：四十。废稿：十七页。附：一页，非信。附：一句，非信。”（放下卡片）那一页，已经不在了。</w:t>
+        <w:t xml:space="preserve"> （戴上老花镜，把卡片举到窗光下）“已寄：〇。未寄：四十。废稿：十七页。附：一页，非信。附：一句，非信。附：一句，仍非信。”（放下卡片）那一页，已经不在了。</w:t>
       </w:r>
     </w:p>
     <w:p>
@@ -1841,7 +1841,7 @@
         <w:t>梅若兰:</w:t>
       </w:r>
       <w:r>
-        <w:t xml:space="preserve"> （端起茶杯，慢慢喝了一口）我九十二岁，替人收东西收了一辈子，没有人对我说过“请您别读”。你交给我，是想让我不读，还是想让我替你读？</w:t>
+        <w:t xml:space="preserve"> （端起茶杯，慢慢喝了一口）我九十三岁，替人收东西收了一辈子，没有人对我说过“请您别读”。你交给我，是想让我不读，还是想让我替你读？</w:t>
       </w:r>
     </w:p>
     <w:p>
@@ -2245,7 +2245,7 @@
         <w:t>段书记:</w:t>
       </w:r>
       <w:r>
-        <w:t xml:space="preserve"> 好。第二项，十二月是年终，我们支部要走访五个困难党员家庭。名单我念：三号楼，周秀兰，八十六岁，独居——</w:t>
+        <w:t xml:space="preserve"> 好。第二项，十二月是年终，我们支部要走访五个困难党员家庭。名单我念：三号楼，周秀兰，八十五岁，独居——</w:t>
       </w:r>
     </w:p>
     <w:p>
@@ -2586,7 +2586,7 @@
         <w:t>周秀兰:</w:t>
       </w:r>
       <w:r>
-        <w:t xml:space="preserve"> 我前天去楼下，碰到老焦，他说你开会的时候，替人家垫了六十块钱。</w:t>
+        <w:t xml:space="preserve"> 我前天去楼下，碰到老焦，他还提你上个月开会，替人家垫了六十块钱。</w:t>
       </w:r>
     </w:p>
     <w:p>
